--- a/use-case-flow.docx
+++ b/use-case-flow.docx
@@ -216,20 +216,20 @@
           <w:sz w:val="18"/>
           <w:szCs w:val="18"/>
         </w:rPr>
-        <w:t xml:space="preserve">- 4. Staff uploads photographic evidence of the issue (&lt;&lt;include&gt;&gt;: Upload Photo Evidence).</w:t>
-      </w:r>
-    </w:p>
-    <w:p>
-      <w:pPr>
-        <w:spacing w:after="40"/>
-        <w:ind w:left="360"/>
-      </w:pPr>
-      <w:r>
-        <w:rPr>
-          <w:sz w:val="18"/>
-          <w:szCs w:val="18"/>
-        </w:rPr>
-        <w:t xml:space="preserve">- 5. Staff pins the exact issue location on the interactive campus map (&lt;&lt;include&gt;&gt;: Pin Location).</w:t>
+        <w:t xml:space="preserve">- 4. Staff uploads photographic evidence of the issue.</w:t>
+      </w:r>
+    </w:p>
+    <w:p>
+      <w:pPr>
+        <w:spacing w:after="40"/>
+        <w:ind w:left="360"/>
+      </w:pPr>
+      <w:r>
+        <w:rPr>
+          <w:sz w:val="18"/>
+          <w:szCs w:val="18"/>
+        </w:rPr>
+        <w:t xml:space="preserve">- 5. Staff pins the exact issue location on the interactive campus map.</w:t>
       </w:r>
     </w:p>
     <w:p>
@@ -294,7 +294,7 @@
           <w:sz w:val="18"/>
           <w:szCs w:val="18"/>
         </w:rPr>
-        <w:t xml:space="preserve">- 10. System's routing engine auto-assigns the ticket to an available crew/technician matching the category (within 30 seconds).</w:t>
+        <w:t xml:space="preserve">- 10. System executes the Auto-Assign Technician use case (&lt;&lt;include&gt;&gt;: this step always runs as part of Raise Maintenance Ticket), routing the ticket to an available crew/technician matching the category within 30 seconds.</w:t>
       </w:r>
     </w:p>
     <w:p>
